--- a/samples/usluga_v1.docx
+++ b/samples/usluga_v1.docx
@@ -125,7 +125,7 @@
           <w:b w:val="0"/>
           <w:sz w:val="24"/>
         </w:rPr>
-        <w:t>09.09.2026 между мной и ИП Кузнецов К. К. заключён договор (№ 0457), по которому исполнитель обязался выполнить: ремонт стиральной машины LG (замена подшипника). Стоимость работ в размере 8 500 руб. оплачена мной полностью.</w:t>
+        <w:t>10.09.2026 между мной и ИП Кузнецов К. К. заключён договор (№ 0457), по которому исполнитель обязался выполнить: ремонт стиральной машины LG (замена подшипника). Стоимость работ в размере 8 500 руб. оплачена мной полностью.</w:t>
       </w:r>
     </w:p>
     <w:p>
@@ -155,7 +155,7 @@
           <w:b w:val="0"/>
           <w:sz w:val="24"/>
         </w:rPr>
-        <w:t>В соответствии с п. 1 ст. 29 и п. 1 ст. 31 Закона РФ от 07.02.1992 № 2300-1 «О защите прав потребителей» (далее — Закон) требую соразмерно уменьшить цену выполненной работы на 3 000 руб. и вернуть эту сумму в течение 10 дней со дня получения настоящей претензии.</w:t>
+        <w:t>В соответствии с п. 1 ст. 29 и п. 1 ст. 31 Закона РФ от 07.02.1992 № 2300-1 «О защите прав потребителей» (далее — Закон) требую соразмерно уменьшить цену выполненной работы на 3 000 руб. и вернуть эту сумму в течение 10 дней со дня предъявления настоящей претензии.</w:t>
       </w:r>
     </w:p>
     <w:p>
@@ -254,7 +254,7 @@
           <w:b w:val="0"/>
           <w:sz w:val="24"/>
         </w:rPr>
-        <w:t>29.09.2026</w:t>
+        <w:t>30.09.2026</w:t>
         <w:tab/>
         <w:t>____________ / Иванов И. И.</w:t>
       </w:r>

--- a/samples/usluga_v1.docx
+++ b/samples/usluga_v1.docx
@@ -87,6 +87,7 @@
     </w:p>
     <w:p>
       <w:pPr>
+        <w:keepNext/>
         <w:spacing w:before="280"/>
         <w:jc w:val="center"/>
       </w:pPr>
@@ -101,6 +102,7 @@
     </w:p>
     <w:p>
       <w:pPr>
+        <w:keepNext/>
         <w:spacing w:after="120"/>
         <w:jc w:val="center"/>
       </w:pPr>
@@ -190,6 +192,7 @@
     </w:p>
     <w:p>
       <w:pPr>
+        <w:keepNext/>
         <w:spacing w:before="160"/>
         <w:jc w:val="both"/>
       </w:pPr>
@@ -230,6 +233,7 @@
     </w:p>
     <w:p>
       <w:pPr>
+        <w:keepNext/>
         <w:jc w:val="both"/>
       </w:pPr>
       <w:r>
@@ -655,11 +659,13 @@
     <w:qFormat/>
     <w:rsid w:val="00FC693F"/>
     <w:pPr>
+      <w:widowControl/>
       <w:spacing w:after="0" w:before="0" w:line="276" w:lineRule="auto"/>
     </w:pPr>
     <w:rPr>
       <w:rFonts w:ascii="Times New Roman" w:hAnsi="Times New Roman"/>
       <w:sz w:val="24"/>
+      <w:lang w:val="ru-RU" w:eastAsia="ru-RU" w:bidi="ru-RU"/>
     </w:rPr>
   </w:style>
   <w:style w:type="paragraph" w:styleId="Header">
